--- a/testakten/gesellschaftsgruender-ki-krypto-startup-berlin-musterprotokoll/12_gewerbeanmeldung_finanzamt_berlin_mitte.docx
+++ b/testakten/gesellschaftsgruender-ki-krypto-startup-berlin-musterprotokoll/12_gewerbeanmeldung_finanzamt_berlin_mitte.docx
@@ -5,10 +5,13 @@
     <w:p>
       <w:pPr>
         <w:pStyle w:val="Heading1"/>
+        <w:spacing w:after="160" w:line="259" w:lineRule="auto"/>
       </w:pPr>
       <w:r>
         <w:rPr>
           <w:rFonts w:ascii="Times New Roman" w:hAnsi="Times New Roman"/>
+          <w:b/>
+          <w:sz w:val="28"/>
         </w:rPr>
         <w:t>Gewerbeanmeldung und steuerliche Erfassung NeuroChain Labs GmbH</w:t>
       </w:r>
@@ -16,16 +19,20 @@
     <w:p>
       <w:pPr>
         <w:pStyle w:val="Heading2"/>
+        <w:spacing w:before="120" w:after="60" w:line="259" w:lineRule="auto"/>
       </w:pPr>
       <w:r>
         <w:rPr>
           <w:rFonts w:ascii="Times New Roman" w:hAnsi="Times New Roman"/>
+          <w:b/>
+          <w:sz w:val="22"/>
         </w:rPr>
         <w:t>1. Gewerbeanmeldung Bezirksamt Berlin-Mitte</w:t>
       </w:r>
     </w:p>
     <w:p>
       <w:pPr>
+        <w:spacing w:line="259" w:lineRule="auto" w:after="60"/>
         <w:jc w:val="left"/>
       </w:pPr>
       <w:r>
@@ -35,10 +42,13 @@
     <w:p>
       <w:pPr>
         <w:pStyle w:val="Heading3"/>
+        <w:spacing w:before="120" w:after="60" w:line="259" w:lineRule="auto"/>
       </w:pPr>
       <w:r>
         <w:rPr>
           <w:rFonts w:ascii="Times New Roman" w:hAnsi="Times New Roman"/>
+          <w:b/>
+          <w:sz w:val="22"/>
         </w:rPr>
         <w:t>Erforderliche Angaben</w:t>
       </w:r>
@@ -359,16 +369,20 @@
     <w:p>
       <w:pPr>
         <w:pStyle w:val="Heading3"/>
+        <w:spacing w:before="120" w:after="60" w:line="259" w:lineRule="auto"/>
       </w:pPr>
       <w:r>
         <w:rPr>
           <w:rFonts w:ascii="Times New Roman" w:hAnsi="Times New Roman"/>
+          <w:b/>
+          <w:sz w:val="22"/>
         </w:rPr>
         <w:t>Gebühren</w:t>
       </w:r>
     </w:p>
     <w:p>
       <w:pPr>
+        <w:spacing w:line="259" w:lineRule="auto" w:after="60"/>
         <w:jc w:val="left"/>
       </w:pPr>
       <w:r>
@@ -378,25 +392,35 @@
     <w:p>
       <w:pPr>
         <w:pStyle w:val="Heading3"/>
+        <w:spacing w:before="120" w:after="60" w:line="259" w:lineRule="auto"/>
       </w:pPr>
       <w:r>
         <w:rPr>
           <w:rFonts w:ascii="Times New Roman" w:hAnsi="Times New Roman"/>
+          <w:b/>
+          <w:sz w:val="22"/>
         </w:rPr>
         <w:t>Folgen der Anmeldung</w:t>
       </w:r>
     </w:p>
     <w:p>
       <w:pPr>
+        <w:spacing w:before="120" w:after="60" w:line="259" w:lineRule="auto"/>
         <w:jc w:val="left"/>
       </w:pPr>
       <w:r>
+        <w:rPr>
+          <w:rFonts w:ascii="Times New Roman" w:hAnsi="Times New Roman"/>
+          <w:b/>
+          <w:sz w:val="22"/>
+        </w:rPr>
         <w:t>Das Bezirksamt informiert automatisch:</w:t>
       </w:r>
     </w:p>
     <w:p>
       <w:pPr>
         <w:pStyle w:val="ListBullet"/>
+        <w:spacing w:line="259" w:lineRule="auto" w:after="60"/>
       </w:pPr>
       <w:r>
         <w:t>Finanzamt für Körperschaften I</w:t>
@@ -405,6 +429,7 @@
     <w:p>
       <w:pPr>
         <w:pStyle w:val="ListBullet"/>
+        <w:spacing w:line="259" w:lineRule="auto" w:after="60"/>
       </w:pPr>
       <w:r>
         <w:t>Industrie- und Handelskammer Berlin (IHK)</w:t>
@@ -413,6 +438,7 @@
     <w:p>
       <w:pPr>
         <w:pStyle w:val="ListBullet"/>
+        <w:spacing w:line="259" w:lineRule="auto" w:after="60"/>
       </w:pPr>
       <w:r>
         <w:t>Statistisches Bundesamt</w:t>
@@ -421,6 +447,7 @@
     <w:p>
       <w:pPr>
         <w:pStyle w:val="ListBullet"/>
+        <w:spacing w:line="259" w:lineRule="auto" w:after="60"/>
       </w:pPr>
       <w:r>
         <w:t>Berufsgenossenschaft (in unserem Fall VBG)</w:t>
@@ -429,6 +456,7 @@
     <w:p>
       <w:pPr>
         <w:pStyle w:val="ListBullet"/>
+        <w:spacing w:line="259" w:lineRule="auto" w:after="60"/>
       </w:pPr>
       <w:r>
         <w:t>Gewerbeaufsichtsamt</w:t>
@@ -437,6 +465,7 @@
     <w:p>
       <w:pPr>
         <w:pStyle w:val="Heading3"/>
+        <w:spacing w:line="259" w:lineRule="auto" w:after="60"/>
       </w:pPr>
       <w:r>
         <w:rPr>
@@ -447,6 +476,7 @@
     </w:p>
     <w:p>
       <w:pPr>
+        <w:spacing w:line="259" w:lineRule="auto" w:after="60"/>
         <w:jc w:val="left"/>
       </w:pPr>
       <w:r>
@@ -456,6 +486,7 @@
     <w:p>
       <w:pPr>
         <w:pStyle w:val="Heading2"/>
+        <w:spacing w:line="259" w:lineRule="auto" w:after="60"/>
       </w:pPr>
       <w:r>
         <w:rPr>
@@ -467,6 +498,7 @@
     <w:p>
       <w:pPr>
         <w:pStyle w:val="Heading3"/>
+        <w:spacing w:line="259" w:lineRule="auto" w:after="60"/>
       </w:pPr>
       <w:r>
         <w:rPr>
@@ -477,6 +509,7 @@
     </w:p>
     <w:p>
       <w:pPr>
+        <w:spacing w:line="259" w:lineRule="auto" w:after="60"/>
         <w:jc w:val="left"/>
       </w:pPr>
       <w:r>
@@ -486,6 +519,7 @@
     <w:p>
       <w:pPr>
         <w:pStyle w:val="Heading3"/>
+        <w:spacing w:line="259" w:lineRule="auto" w:after="60"/>
       </w:pPr>
       <w:r>
         <w:rPr>
@@ -496,6 +530,7 @@
     </w:p>
     <w:p>
       <w:pPr>
+        <w:spacing w:line="259" w:lineRule="auto" w:after="60"/>
         <w:jc w:val="left"/>
       </w:pPr>
       <w:r>
@@ -505,6 +540,7 @@
     <w:p>
       <w:pPr>
         <w:pStyle w:val="ListBullet"/>
+        <w:spacing w:line="259" w:lineRule="auto" w:after="60"/>
       </w:pPr>
       <w:r>
         <w:t>erwarteter Umsatz im Eröffnungsjahr: 0 EUR (Pre-Revenue)</w:t>
@@ -513,6 +549,7 @@
     <w:p>
       <w:pPr>
         <w:pStyle w:val="ListBullet"/>
+        <w:spacing w:line="259" w:lineRule="auto" w:after="60"/>
       </w:pPr>
       <w:r>
         <w:t>erwarteter Umsatz im Folgejahr: ca. 30.000 EUR (geplante Pilotumsätze)</w:t>
@@ -521,6 +558,7 @@
     <w:p>
       <w:pPr>
         <w:pStyle w:val="ListBullet"/>
+        <w:spacing w:line="259" w:lineRule="auto" w:after="60"/>
       </w:pPr>
       <w:r>
         <w:t>erwarteter Gewinn im Eröffnungsjahr: minus 60.000 EUR (Verlustjahr)</w:t>
@@ -529,6 +567,7 @@
     <w:p>
       <w:pPr>
         <w:pStyle w:val="ListBullet"/>
+        <w:spacing w:line="259" w:lineRule="auto" w:after="60"/>
       </w:pPr>
       <w:r>
         <w:t>Beschäftigte: zunächst null Festangestellte</w:t>
@@ -537,6 +576,7 @@
     <w:p>
       <w:pPr>
         <w:pStyle w:val="ListBullet"/>
+        <w:spacing w:line="259" w:lineRule="auto" w:after="60"/>
       </w:pPr>
       <w:r>
         <w:t>Bankverbindung: Geschäftsgirokonto bei XX-Bank</w:t>
@@ -545,6 +585,7 @@
     <w:p>
       <w:pPr>
         <w:pStyle w:val="ListBullet"/>
+        <w:spacing w:line="259" w:lineRule="auto" w:after="60"/>
       </w:pPr>
       <w:r>
         <w:t>Bilanzierungspflicht: ja, Paragraph 242 HGB</w:t>
@@ -553,6 +594,7 @@
     <w:p>
       <w:pPr>
         <w:pStyle w:val="Heading3"/>
+        <w:spacing w:line="259" w:lineRule="auto" w:after="60"/>
       </w:pPr>
       <w:r>
         <w:rPr>
@@ -563,6 +605,7 @@
     </w:p>
     <w:p>
       <w:pPr>
+        <w:spacing w:line="259" w:lineRule="auto" w:after="60"/>
         <w:jc w:val="left"/>
       </w:pPr>
       <w:r>
@@ -572,6 +615,7 @@
     <w:p>
       <w:pPr>
         <w:pStyle w:val="ListBullet"/>
+        <w:spacing w:line="259" w:lineRule="auto" w:after="60"/>
       </w:pPr>
       <w:r>
         <w:t>Steuernummer für Körperschaftsteuer und Gewerbesteuer</w:t>
@@ -580,6 +624,7 @@
     <w:p>
       <w:pPr>
         <w:pStyle w:val="ListBullet"/>
+        <w:spacing w:line="259" w:lineRule="auto" w:after="60"/>
       </w:pPr>
       <w:r>
         <w:t>Umsatzsteuer-Identifikationsnummer (USt-ID) nach Paragraph 27a UStG, falls beantragt</w:t>
@@ -588,6 +633,7 @@
     <w:p>
       <w:pPr>
         <w:pStyle w:val="ListBullet"/>
+        <w:spacing w:line="259" w:lineRule="auto" w:after="60"/>
       </w:pPr>
       <w:r>
         <w:t>Lohnsteuernummer, falls Beschäftigte vorgesehen</w:t>
@@ -596,6 +642,7 @@
     <w:p>
       <w:pPr>
         <w:pStyle w:val="Heading3"/>
+        <w:spacing w:line="259" w:lineRule="auto" w:after="60"/>
       </w:pPr>
       <w:r>
         <w:rPr>
@@ -607,6 +654,7 @@
     <w:p>
       <w:pPr>
         <w:pStyle w:val="ListBullet"/>
+        <w:spacing w:line="259" w:lineRule="auto" w:after="60"/>
       </w:pPr>
       <w:r>
         <w:t xml:space="preserve">Umsatzsteuer-Voranmeldung </w:t>
@@ -624,6 +672,7 @@
     <w:p>
       <w:pPr>
         <w:pStyle w:val="ListBullet"/>
+        <w:spacing w:line="259" w:lineRule="auto" w:after="60"/>
       </w:pPr>
       <w:r>
         <w:t>Lohnsteueranmeldung: monatlich, vierteljährlich oder jährlich je nach Lohnvolumen</w:t>
@@ -632,6 +681,7 @@
     <w:p>
       <w:pPr>
         <w:pStyle w:val="ListBullet"/>
+        <w:spacing w:line="259" w:lineRule="auto" w:after="60"/>
       </w:pPr>
       <w:r>
         <w:t>Körperschaftsteuer-Vorauszahlungen: erst nach erstem Veranlagungsbescheid</w:t>
@@ -640,6 +690,7 @@
     <w:p>
       <w:pPr>
         <w:pStyle w:val="Heading3"/>
+        <w:spacing w:line="259" w:lineRule="auto" w:after="60"/>
       </w:pPr>
       <w:r>
         <w:rPr>
@@ -650,6 +701,7 @@
     </w:p>
     <w:p>
       <w:pPr>
+        <w:spacing w:line="259" w:lineRule="auto" w:after="60"/>
         <w:jc w:val="left"/>
       </w:pPr>
       <w:r>
@@ -668,6 +720,7 @@
     <w:p>
       <w:pPr>
         <w:pStyle w:val="ListBullet"/>
+        <w:spacing w:line="259" w:lineRule="auto" w:after="60"/>
       </w:pPr>
       <w:r>
         <w:t>vereinfachte Bilanz</w:t>
@@ -676,6 +729,7 @@
     <w:p>
       <w:pPr>
         <w:pStyle w:val="ListBullet"/>
+        <w:spacing w:line="259" w:lineRule="auto" w:after="60"/>
       </w:pPr>
       <w:r>
         <w:t>keine Veröffentlichungspflicht im Bundesanzeiger, nur Hinterlegung möglich</w:t>
@@ -684,6 +738,7 @@
     <w:p>
       <w:pPr>
         <w:pStyle w:val="ListBullet"/>
+        <w:spacing w:line="259" w:lineRule="auto" w:after="60"/>
       </w:pPr>
       <w:r>
         <w:t>Erleichterungen bei Anhang und Lagebericht (Lagebericht entfällt)</w:t>
@@ -692,6 +747,7 @@
     <w:p>
       <w:pPr>
         <w:pStyle w:val="Heading2"/>
+        <w:spacing w:line="259" w:lineRule="auto" w:after="60"/>
       </w:pPr>
       <w:r>
         <w:rPr>
@@ -1070,6 +1126,7 @@
     <w:p>
       <w:pPr>
         <w:pStyle w:val="Heading2"/>
+        <w:spacing w:line="259" w:lineRule="auto" w:after="60"/>
       </w:pPr>
       <w:r>
         <w:rPr>
@@ -1080,6 +1137,7 @@
     </w:p>
     <w:p>
       <w:pPr>
+        <w:spacing w:line="259" w:lineRule="auto" w:after="60"/>
         <w:jc w:val="left"/>
       </w:pPr>
       <w:r>
@@ -1089,6 +1147,7 @@
     <w:p>
       <w:pPr>
         <w:pStyle w:val="ListBullet"/>
+        <w:spacing w:line="259" w:lineRule="auto" w:after="60"/>
       </w:pPr>
       <w:r>
         <w:t>Konto wird auf den Namen "NeuroChain Labs GmbH in Gründung, vertreten durch Dr. Aylin Soeren" geführt.</w:t>
@@ -1097,6 +1156,7 @@
     <w:p>
       <w:pPr>
         <w:pStyle w:val="ListBullet"/>
+        <w:spacing w:line="259" w:lineRule="auto" w:after="60"/>
       </w:pPr>
       <w:r>
         <w:t>Einzahlung erfolgt durch jeden Gründer separat mit Verwendungszweck "Stammeinlage Gesellschafter X".</w:t>
@@ -1105,6 +1165,7 @@
     <w:p>
       <w:pPr>
         <w:pStyle w:val="ListBullet"/>
+        <w:spacing w:line="259" w:lineRule="auto" w:after="60"/>
       </w:pPr>
       <w:r>
         <w:t>Bankbestätigung wird der Notarin zur Beifügung in die Handelsregisteranmeldung übergeben.</w:t>
@@ -1113,6 +1174,7 @@
     <w:p>
       <w:pPr>
         <w:pStyle w:val="ListBullet"/>
+        <w:spacing w:line="259" w:lineRule="auto" w:after="60"/>
       </w:pPr>
       <w:r>
         <w:t>Nach Eintragung wird das Konto auf "NeuroChain Labs GmbH" umgeschrieben.</w:t>
@@ -1121,6 +1183,7 @@
     <w:p>
       <w:pPr>
         <w:pStyle w:val="Heading2"/>
+        <w:spacing w:line="259" w:lineRule="auto" w:after="60"/>
       </w:pPr>
       <w:r>
         <w:rPr>
@@ -1131,6 +1194,7 @@
     </w:p>
     <w:p>
       <w:pPr>
+        <w:spacing w:line="259" w:lineRule="auto" w:after="60"/>
         <w:jc w:val="left"/>
       </w:pPr>
       <w:r>
@@ -1140,6 +1204,7 @@
     <w:p>
       <w:pPr>
         <w:pStyle w:val="ListBullet"/>
+        <w:spacing w:line="259" w:lineRule="auto" w:after="60"/>
       </w:pPr>
       <w:r>
         <w:t>Verzeichnis von Verarbeitungstätigkeiten (Paragraph 30 DSGVO) anlegen</w:t>
@@ -1148,6 +1213,7 @@
     <w:p>
       <w:pPr>
         <w:pStyle w:val="ListBullet"/>
+        <w:spacing w:line="259" w:lineRule="auto" w:after="60"/>
       </w:pPr>
       <w:r>
         <w:t>Datenschutzerklärung auf der Website</w:t>
@@ -1156,6 +1222,7 @@
     <w:p>
       <w:pPr>
         <w:pStyle w:val="ListBullet"/>
+        <w:spacing w:line="259" w:lineRule="auto" w:after="60"/>
       </w:pPr>
       <w:r>
         <w:t>Auftragsverarbeitungsverträge (AVV) mit Cloud-Anbietern</w:t>
@@ -1164,6 +1231,7 @@
     <w:p>
       <w:pPr>
         <w:pStyle w:val="ListBullet"/>
+        <w:spacing w:line="259" w:lineRule="auto" w:after="60"/>
       </w:pPr>
       <w:r>
         <w:t>Datenschutzbeauftragter: nicht erforderlich (unter 20 Beschäftigte), aber freiwillig sinnvoll</w:t>
@@ -1172,6 +1240,7 @@
     <w:p>
       <w:pPr>
         <w:pStyle w:val="ListBullet"/>
+        <w:spacing w:line="259" w:lineRule="auto" w:after="60"/>
       </w:pPr>
       <w:r>
         <w:t>TOM (technisch-organisatorische Maßnahmen) dokumentieren</w:t>
@@ -1180,6 +1249,7 @@
     <w:p>
       <w:pPr>
         <w:pStyle w:val="Heading2"/>
+        <w:spacing w:line="259" w:lineRule="auto" w:after="60"/>
       </w:pPr>
       <w:r>
         <w:rPr>
@@ -1602,6 +1672,7 @@
     <w:p>
       <w:pPr>
         <w:pStyle w:val="Heading2"/>
+        <w:spacing w:line="259" w:lineRule="auto" w:after="60"/>
       </w:pPr>
       <w:r>
         <w:rPr>
@@ -1897,6 +1968,7 @@
     </w:tbl>
     <w:p>
       <w:pPr>
+        <w:spacing w:line="259" w:lineRule="auto" w:after="60"/>
         <w:jc w:val="left"/>
       </w:pPr>
       <w:r>
@@ -1904,13 +1976,58 @@
       </w:r>
     </w:p>
     <w:sectPr>
+      <w:headerReference w:type="default" r:id="rId9"/>
+      <w:footerReference w:type="default" r:id="rId10"/>
       <w:pgSz w:w="11906" w:h="16838"/>
-      <w:pgMar w:top="1417" w:right="1417" w:bottom="1417" w:left="1417" w:header="720" w:footer="720" w:gutter="0"/>
+      <w:pgMar w:top="1191" w:right="1247" w:bottom="1134" w:left="1361" w:header="720" w:footer="720" w:gutter="0"/>
       <w:cols w:space="720"/>
       <w:docGrid w:linePitch="360"/>
     </w:sectPr>
   </w:body>
 </w:document>
+</file>
+
+<file path=word/footer1.xml><?xml version="1.0" encoding="utf-8"?>
+<w:ftr xmlns:m="http://schemas.openxmlformats.org/officeDocument/2006/math" xmlns:mc="http://schemas.openxmlformats.org/markup-compatibility/2006" xmlns:mo="http://schemas.microsoft.com/office/mac/office/2008/main" xmlns:mv="urn:schemas-microsoft-com:mac:vml" xmlns:o="urn:schemas-microsoft-com:office:office" xmlns:r="http://schemas.openxmlformats.org/officeDocument/2006/relationships" xmlns:v="urn:schemas-microsoft-com:vml" xmlns:w10="urn:schemas-microsoft-com:office:word" xmlns:w14="http://schemas.microsoft.com/office/word/2010/wordml" xmlns:w="http://schemas.openxmlformats.org/wordprocessingml/2006/main" xmlns:wne="http://schemas.microsoft.com/office/word/2006/wordml" xmlns:wp14="http://schemas.microsoft.com/office/word/2010/wordprocessingDrawing" xmlns:wp="http://schemas.openxmlformats.org/drawingml/2006/wordprocessingDrawing" xmlns:wpc="http://schemas.microsoft.com/office/word/2010/wordprocessingCanvas" xmlns:wpg="http://schemas.microsoft.com/office/word/2010/wordprocessingGroup" xmlns:wpi="http://schemas.microsoft.com/office/word/2010/wordprocessingInk" xmlns:wps="http://schemas.microsoft.com/office/word/2010/wordprocessingShape" mc:Ignorable="w14 wp14">
+  <w:p>
+    <w:pPr>
+      <w:pStyle w:val="Footer"/>
+      <w:jc w:val="left"/>
+    </w:pPr>
+    <w:r/>
+    <w:r>
+      <w:rPr>
+        <w:rFonts w:ascii="Times New Roman" w:hAnsi="Times New Roman"/>
+        <w:b w:val="0"/>
+        <w:color w:val="777777"/>
+        <w:sz w:val="17"/>
+      </w:rPr>
+      <w:t>Vertraulich | Bearbeitungsstand Juli 2026 | nur zur Aktenbearbeitung</w:t>
+    </w:r>
+  </w:p>
+</w:ftr>
+</file>
+
+<file path=word/header1.xml><?xml version="1.0" encoding="utf-8"?>
+<w:hdr xmlns:m="http://schemas.openxmlformats.org/officeDocument/2006/math" xmlns:mc="http://schemas.openxmlformats.org/markup-compatibility/2006" xmlns:mo="http://schemas.microsoft.com/office/mac/office/2008/main" xmlns:mv="urn:schemas-microsoft-com:mac:vml" xmlns:o="urn:schemas-microsoft-com:office:office" xmlns:r="http://schemas.openxmlformats.org/officeDocument/2006/relationships" xmlns:v="urn:schemas-microsoft-com:vml" xmlns:w10="urn:schemas-microsoft-com:office:word" xmlns:w14="http://schemas.microsoft.com/office/word/2010/wordml" xmlns:w="http://schemas.openxmlformats.org/wordprocessingml/2006/main" xmlns:wne="http://schemas.microsoft.com/office/word/2006/wordml" xmlns:wp14="http://schemas.microsoft.com/office/word/2010/wordprocessingDrawing" xmlns:wp="http://schemas.openxmlformats.org/drawingml/2006/wordprocessingDrawing" xmlns:wpc="http://schemas.microsoft.com/office/word/2010/wordprocessingCanvas" xmlns:wpg="http://schemas.microsoft.com/office/word/2010/wordprocessingGroup" xmlns:wpi="http://schemas.microsoft.com/office/word/2010/wordprocessingInk" xmlns:wps="http://schemas.microsoft.com/office/word/2010/wordprocessingShape" mc:Ignorable="w14 wp14">
+  <w:p>
+    <w:pPr>
+      <w:pStyle w:val="Header"/>
+      <w:jc w:val="left"/>
+    </w:pPr>
+    <w:r/>
+    <w:r>
+      <w:rPr>
+        <w:rFonts w:ascii="Times New Roman" w:hAnsi="Times New Roman"/>
+        <w:b w:val="0"/>
+        <w:i w:val="0"/>
+        <w:color w:val="666666"/>
+        <w:sz w:val="17"/>
+      </w:rPr>
+      <w:t>Hagemann &amp; Westarp Rechtsanwälte | Gesellschaftsrechtliche Arbeitsakte | Bearbeitungsstand Juli 2026</w:t>
+    </w:r>
+  </w:p>
+</w:hdr>
 </file>
 
 <file path=word/numbering.xml><?xml version="1.0" encoding="utf-8"?>
@@ -2627,11 +2744,12 @@
       <w:contextualSpacing/>
     </w:pPr>
     <w:rPr>
-      <w:rFonts w:asciiTheme="majorHAnsi" w:eastAsiaTheme="majorEastAsia" w:hAnsiTheme="majorHAnsi" w:cstheme="majorBidi"/>
+      <w:rFonts w:asciiTheme="majorHAnsi" w:eastAsiaTheme="majorEastAsia" w:hAnsiTheme="majorHAnsi" w:cstheme="majorBidi" w:ascii="Times New Roman" w:hAnsi="Times New Roman"/>
+      <w:b/>
       <w:color w:val="17365D" w:themeColor="text2" w:themeShade="BF"/>
       <w:spacing w:val="5"/>
       <w:kern w:val="28"/>
-      <w:sz w:val="52"/>
+      <w:sz w:val="30"/>
       <w:szCs w:val="52"/>
     </w:rPr>
   </w:style>
